--- a/docs/syllabus/cen429-izlence-ders-notu.tr.docx
+++ b/docs/syllabus/cen429-izlence-ders-notu.tr.docx
@@ -5171,7 +5171,7 @@
         <w:rFonts w:asciiTheme="minorHAnsi" w:cstheme="minorBidi" w:eastAsiaTheme="minorHAnsi" w:hAnsiTheme="minorHAnsi"/>
         <w:sz w:val="24"/>
         <w:szCs w:val="24"/>
-        <w:lang w:bidi="ar-SA" w:eastAsia="en-US" w:val="tr"/>
+        <w:lang w:bidi="ar-SA" w:eastAsia="en-US" w:val="en-US"/>
       </w:rPr>
     </w:rPrDefault>
     <w:pPrDefault>

--- a/docs/syllabus/cen429-izlence-ders-notu.tr.docx
+++ b/docs/syllabus/cen429-izlence-ders-notu.tr.docx
@@ -2,7 +2,7 @@
 <file path=word/document.xml><?xml version="1.0" encoding="utf-8"?>
 <w:document xmlns:w="http://schemas.openxmlformats.org/wordprocessingml/2006/main" xmlns:m="http://schemas.openxmlformats.org/officeDocument/2006/math" xmlns:r="http://schemas.openxmlformats.org/officeDocument/2006/relationships" xmlns:o="urn:schemas-microsoft-com:office:office" xmlns:v="urn:schemas-microsoft-com:vml" xmlns:w10="urn:schemas-microsoft-com:office:word" xmlns:a="http://schemas.openxmlformats.org/drawingml/2006/main" xmlns:pic="http://schemas.openxmlformats.org/drawingml/2006/picture" xmlns:wp="http://schemas.openxmlformats.org/drawingml/2006/wordprocessingDrawing">
   <w:body>
-    <w:bookmarkStart w:id="39" w:name="recep-tayyip-erdoğan-üniversitesi"/>
+    <w:bookmarkStart w:id="56" w:name="recep-tayyip-erdoğan-üniversitesi"/>
     <w:p>
       <w:pPr>
         <w:pStyle w:val="Heading1"/>
@@ -48,7 +48,7 @@
     <w:bookmarkEnd w:id="20"/>
     <w:bookmarkEnd w:id="21"/>
     <w:bookmarkEnd w:id="22"/>
-    <w:bookmarkStart w:id="23" w:name="ders-bilgileri"/>
+    <w:bookmarkStart w:id="24" w:name="ders-bilgileri"/>
     <w:p>
       <w:pPr>
         <w:pStyle w:val="Heading2"/>
@@ -387,8 +387,19 @@
               <w:pStyle w:val="Compact"/>
             </w:pPr>
             <w:r>
-              <w:t xml:space="preserve">CEN107 Algoritmalar ve Programlama I (eski kodu CE103)</w:t>
-            </w:r>
+              <w:t xml:space="preserve">CEN107 Algoritmalar ve Programlama I (eski kodu CE103) — ayrıntılar:</w:t>
+            </w:r>
+            <w:r>
+              <w:t xml:space="preserve"> </w:t>
+            </w:r>
+            <w:hyperlink r:id="rId23">
+              <w:r>
+                <w:rPr>
+                  <w:rStyle w:val="Hyperlink"/>
+                </w:rPr>
+                <w:t xml:space="preserve">Ön gereksinimler</w:t>
+              </w:r>
+            </w:hyperlink>
           </w:p>
         </w:tc>
       </w:tr>
@@ -400,8 +411,8 @@
         </w:pict>
       </w:r>
     </w:p>
-    <w:bookmarkEnd w:id="23"/>
-    <w:bookmarkStart w:id="24" w:name="a.-dersin-tanımı"/>
+    <w:bookmarkEnd w:id="24"/>
+    <w:bookmarkStart w:id="25" w:name="a.-dersin-tanımı"/>
     <w:p>
       <w:pPr>
         <w:pStyle w:val="Heading2"/>
@@ -427,7 +438,7 @@
         <w:t xml:space="preserve"> </w:t>
       </w:r>
       <w:r>
-        <w:t xml:space="preserve">yöntemlerini öğrenir: veri güvenliği ve kriptografi, C/C++ ve Java için kod sağlamlaştırma, çalışma zamanı uygulama öz</w:t>
+        <w:t xml:space="preserve">yöntemlerini öğrenir: veri güvenliği ve kriptografi, C/C++ ve Java için kod sağlamlaştırma (hardening), çalışma zamanı uygulama öz</w:t>
       </w:r>
       <w:r>
         <w:t xml:space="preserve"> </w:t>
@@ -461,8 +472,8 @@
         </w:pict>
       </w:r>
     </w:p>
-    <w:bookmarkEnd w:id="24"/>
-    <w:bookmarkStart w:id="26" w:name="b.-öğrenme-çıktıları"/>
+    <w:bookmarkEnd w:id="25"/>
+    <w:bookmarkStart w:id="27" w:name="b.-öğrenme-çıktıları"/>
     <w:p>
       <w:pPr>
         <w:pStyle w:val="Heading2"/>
@@ -686,7 +697,7 @@
         </w:tc>
       </w:tr>
     </w:tbl>
-    <w:bookmarkStart w:id="25" w:name="X48c00bca95fe3638df0c9d7a2b32720dc960e22"/>
+    <w:bookmarkStart w:id="26" w:name="X48c00bca95fe3638df0c9d7a2b32720dc960e22"/>
     <w:p>
       <w:pPr>
         <w:pStyle w:val="Heading3"/>
@@ -1899,9 +1910,9 @@
         </w:pict>
       </w:r>
     </w:p>
-    <w:bookmarkEnd w:id="25"/>
     <w:bookmarkEnd w:id="26"/>
-    <w:bookmarkStart w:id="27" w:name="c.-haftalık-program"/>
+    <w:bookmarkEnd w:id="27"/>
+    <w:bookmarkStart w:id="44" w:name="c.-haftalık-program"/>
     <w:p>
       <w:pPr>
         <w:pStyle w:val="Heading2"/>
@@ -2017,9 +2028,14 @@
             <w:pPr>
               <w:pStyle w:val="Compact"/>
             </w:pPr>
-            <w:r>
-              <w:t xml:space="preserve">1</w:t>
-            </w:r>
+            <w:hyperlink r:id="rId28">
+              <w:r>
+                <w:rPr>
+                  <w:rStyle w:val="Hyperlink"/>
+                </w:rPr>
+                <w:t xml:space="preserve">1</w:t>
+              </w:r>
+            </w:hyperlink>
           </w:p>
         </w:tc>
         <w:tc>
@@ -2063,9 +2079,14 @@
             <w:pPr>
               <w:pStyle w:val="Compact"/>
             </w:pPr>
-            <w:r>
-              <w:t xml:space="preserve">2</w:t>
-            </w:r>
+            <w:hyperlink r:id="rId29">
+              <w:r>
+                <w:rPr>
+                  <w:rStyle w:val="Hyperlink"/>
+                </w:rPr>
+                <w:t xml:space="preserve">2</w:t>
+              </w:r>
+            </w:hyperlink>
           </w:p>
         </w:tc>
         <w:tc>
@@ -2109,9 +2130,14 @@
             <w:pPr>
               <w:pStyle w:val="Compact"/>
             </w:pPr>
-            <w:r>
-              <w:t xml:space="preserve">3</w:t>
-            </w:r>
+            <w:hyperlink r:id="rId30">
+              <w:r>
+                <w:rPr>
+                  <w:rStyle w:val="Hyperlink"/>
+                </w:rPr>
+                <w:t xml:space="preserve">3</w:t>
+              </w:r>
+            </w:hyperlink>
           </w:p>
         </w:tc>
         <w:tc>
@@ -2155,9 +2181,14 @@
             <w:pPr>
               <w:pStyle w:val="Compact"/>
             </w:pPr>
-            <w:r>
-              <w:t xml:space="preserve">4</w:t>
-            </w:r>
+            <w:hyperlink r:id="rId31">
+              <w:r>
+                <w:rPr>
+                  <w:rStyle w:val="Hyperlink"/>
+                </w:rPr>
+                <w:t xml:space="preserve">4</w:t>
+              </w:r>
+            </w:hyperlink>
           </w:p>
         </w:tc>
         <w:tc>
@@ -2201,9 +2232,14 @@
             <w:pPr>
               <w:pStyle w:val="Compact"/>
             </w:pPr>
-            <w:r>
-              <w:t xml:space="preserve">5</w:t>
-            </w:r>
+            <w:hyperlink r:id="rId32">
+              <w:r>
+                <w:rPr>
+                  <w:rStyle w:val="Hyperlink"/>
+                </w:rPr>
+                <w:t xml:space="preserve">5</w:t>
+              </w:r>
+            </w:hyperlink>
           </w:p>
         </w:tc>
         <w:tc>
@@ -2247,9 +2283,14 @@
             <w:pPr>
               <w:pStyle w:val="Compact"/>
             </w:pPr>
-            <w:r>
-              <w:t xml:space="preserve">6</w:t>
-            </w:r>
+            <w:hyperlink r:id="rId33">
+              <w:r>
+                <w:rPr>
+                  <w:rStyle w:val="Hyperlink"/>
+                </w:rPr>
+                <w:t xml:space="preserve">6</w:t>
+              </w:r>
+            </w:hyperlink>
           </w:p>
         </w:tc>
         <w:tc>
@@ -2293,9 +2334,14 @@
             <w:pPr>
               <w:pStyle w:val="Compact"/>
             </w:pPr>
-            <w:r>
-              <w:t xml:space="preserve">7</w:t>
-            </w:r>
+            <w:hyperlink r:id="rId34">
+              <w:r>
+                <w:rPr>
+                  <w:rStyle w:val="Hyperlink"/>
+                </w:rPr>
+                <w:t xml:space="preserve">7</w:t>
+              </w:r>
+            </w:hyperlink>
           </w:p>
         </w:tc>
         <w:tc>
@@ -2349,9 +2395,14 @@
             <w:pPr>
               <w:pStyle w:val="Compact"/>
             </w:pPr>
-            <w:r>
-              <w:t xml:space="preserve">8</w:t>
-            </w:r>
+            <w:hyperlink r:id="rId35">
+              <w:r>
+                <w:rPr>
+                  <w:rStyle w:val="Hyperlink"/>
+                </w:rPr>
+                <w:t xml:space="preserve">8</w:t>
+              </w:r>
+            </w:hyperlink>
           </w:p>
         </w:tc>
         <w:tc>
@@ -2405,9 +2456,14 @@
             <w:pPr>
               <w:pStyle w:val="Compact"/>
             </w:pPr>
-            <w:r>
-              <w:t xml:space="preserve">9</w:t>
-            </w:r>
+            <w:hyperlink r:id="rId36">
+              <w:r>
+                <w:rPr>
+                  <w:rStyle w:val="Hyperlink"/>
+                </w:rPr>
+                <w:t xml:space="preserve">9</w:t>
+              </w:r>
+            </w:hyperlink>
           </w:p>
         </w:tc>
         <w:tc>
@@ -2451,9 +2507,14 @@
             <w:pPr>
               <w:pStyle w:val="Compact"/>
             </w:pPr>
-            <w:r>
-              <w:t xml:space="preserve">10</w:t>
-            </w:r>
+            <w:hyperlink r:id="rId37">
+              <w:r>
+                <w:rPr>
+                  <w:rStyle w:val="Hyperlink"/>
+                </w:rPr>
+                <w:t xml:space="preserve">10</w:t>
+              </w:r>
+            </w:hyperlink>
           </w:p>
         </w:tc>
         <w:tc>
@@ -2497,9 +2558,14 @@
             <w:pPr>
               <w:pStyle w:val="Compact"/>
             </w:pPr>
-            <w:r>
-              <w:t xml:space="preserve">11</w:t>
-            </w:r>
+            <w:hyperlink r:id="rId38">
+              <w:r>
+                <w:rPr>
+                  <w:rStyle w:val="Hyperlink"/>
+                </w:rPr>
+                <w:t xml:space="preserve">11</w:t>
+              </w:r>
+            </w:hyperlink>
           </w:p>
         </w:tc>
         <w:tc>
@@ -2543,9 +2609,14 @@
             <w:pPr>
               <w:pStyle w:val="Compact"/>
             </w:pPr>
-            <w:r>
-              <w:t xml:space="preserve">12</w:t>
-            </w:r>
+            <w:hyperlink r:id="rId39">
+              <w:r>
+                <w:rPr>
+                  <w:rStyle w:val="Hyperlink"/>
+                </w:rPr>
+                <w:t xml:space="preserve">12</w:t>
+              </w:r>
+            </w:hyperlink>
           </w:p>
         </w:tc>
         <w:tc>
@@ -2589,9 +2660,14 @@
             <w:pPr>
               <w:pStyle w:val="Compact"/>
             </w:pPr>
-            <w:r>
-              <w:t xml:space="preserve">13</w:t>
-            </w:r>
+            <w:hyperlink r:id="rId40">
+              <w:r>
+                <w:rPr>
+                  <w:rStyle w:val="Hyperlink"/>
+                </w:rPr>
+                <w:t xml:space="preserve">13</w:t>
+              </w:r>
+            </w:hyperlink>
           </w:p>
         </w:tc>
         <w:tc>
@@ -2635,9 +2711,14 @@
             <w:pPr>
               <w:pStyle w:val="Compact"/>
             </w:pPr>
-            <w:r>
-              <w:t xml:space="preserve">14</w:t>
-            </w:r>
+            <w:hyperlink r:id="rId41">
+              <w:r>
+                <w:rPr>
+                  <w:rStyle w:val="Hyperlink"/>
+                </w:rPr>
+                <w:t xml:space="preserve">14</w:t>
+              </w:r>
+            </w:hyperlink>
           </w:p>
         </w:tc>
         <w:tc>
@@ -2681,9 +2762,14 @@
             <w:pPr>
               <w:pStyle w:val="Compact"/>
             </w:pPr>
-            <w:r>
-              <w:t xml:space="preserve">15</w:t>
-            </w:r>
+            <w:hyperlink r:id="rId42">
+              <w:r>
+                <w:rPr>
+                  <w:rStyle w:val="Hyperlink"/>
+                </w:rPr>
+                <w:t xml:space="preserve">15</w:t>
+              </w:r>
+            </w:hyperlink>
           </w:p>
         </w:tc>
         <w:tc>
@@ -2737,9 +2823,14 @@
             <w:pPr>
               <w:pStyle w:val="Compact"/>
             </w:pPr>
-            <w:r>
-              <w:t xml:space="preserve">16</w:t>
-            </w:r>
+            <w:hyperlink r:id="rId43">
+              <w:r>
+                <w:rPr>
+                  <w:rStyle w:val="Hyperlink"/>
+                </w:rPr>
+                <w:t xml:space="preserve">16</w:t>
+              </w:r>
+            </w:hyperlink>
           </w:p>
         </w:tc>
         <w:tc>
@@ -2814,8 +2905,8 @@
         </w:pict>
       </w:r>
     </w:p>
-    <w:bookmarkEnd w:id="27"/>
-    <w:bookmarkStart w:id="28" w:name="d.-kaynaklar-yazılım-ve-donanım"/>
+    <w:bookmarkEnd w:id="44"/>
+    <w:bookmarkStart w:id="45" w:name="d.-kaynaklar-yazılım-ve-donanım"/>
     <w:p>
       <w:pPr>
         <w:pStyle w:val="Heading2"/>
@@ -3192,8 +3283,8 @@
         </w:pict>
       </w:r>
     </w:p>
-    <w:bookmarkEnd w:id="28"/>
-    <w:bookmarkStart w:id="30" w:name="e.-değerlendirme"/>
+    <w:bookmarkEnd w:id="45"/>
+    <w:bookmarkStart w:id="47" w:name="e.-değerlendirme"/>
     <w:p>
       <w:pPr>
         <w:pStyle w:val="Heading2"/>
@@ -3885,7 +3976,7 @@
         </m:oMath>
       </m:oMathPara>
     </w:p>
-    <w:bookmarkStart w:id="29" w:name="iş-yükü-akts-5-125-saat"/>
+    <w:bookmarkStart w:id="46" w:name="iş-yükü-akts-5-125-saat"/>
     <w:p>
       <w:pPr>
         <w:pStyle w:val="Heading3"/>
@@ -4333,9 +4424,9 @@
         </w:pict>
       </w:r>
     </w:p>
-    <w:bookmarkEnd w:id="29"/>
-    <w:bookmarkEnd w:id="30"/>
-    <w:bookmarkStart w:id="31" w:name="f.-öğretim-yöntemleri"/>
+    <w:bookmarkEnd w:id="46"/>
+    <w:bookmarkEnd w:id="47"/>
+    <w:bookmarkStart w:id="48" w:name="f.-öğretim-yöntemleri"/>
     <w:p>
       <w:pPr>
         <w:pStyle w:val="Heading2"/>
@@ -4383,8 +4474,8 @@
         </w:pict>
       </w:r>
     </w:p>
-    <w:bookmarkEnd w:id="31"/>
-    <w:bookmarkStart w:id="32" w:name="g.-geç-teslim"/>
+    <w:bookmarkEnd w:id="48"/>
+    <w:bookmarkStart w:id="49" w:name="g.-geç-teslim"/>
     <w:p>
       <w:pPr>
         <w:pStyle w:val="Heading2"/>
@@ -4414,8 +4505,8 @@
         </w:pict>
       </w:r>
     </w:p>
-    <w:bookmarkEnd w:id="32"/>
-    <w:bookmarkStart w:id="33" w:name="h.-ders-platformu-ve-iletişim"/>
+    <w:bookmarkEnd w:id="49"/>
+    <w:bookmarkStart w:id="50" w:name="h.-ders-platformu-ve-iletişim"/>
     <w:p>
       <w:pPr>
         <w:pStyle w:val="Heading2"/>
@@ -4451,8 +4542,8 @@
         </w:pict>
       </w:r>
     </w:p>
-    <w:bookmarkEnd w:id="33"/>
-    <w:bookmarkStart w:id="36" w:name="i.-akademik-dürüstlük-intihal-ve-kopya"/>
+    <w:bookmarkEnd w:id="50"/>
+    <w:bookmarkStart w:id="53" w:name="i.-akademik-dürüstlük-intihal-ve-kopya"/>
     <w:p>
       <w:pPr>
         <w:pStyle w:val="Heading2"/>
@@ -4587,7 +4678,7 @@
         <w:t xml:space="preserve">kalmadığını öğretim üyesine danışın.</w:t>
       </w:r>
     </w:p>
-    <w:bookmarkStart w:id="34" w:name="Xac8cd01a388d09f399c1f787d952a3287551baa"/>
+    <w:bookmarkStart w:id="51" w:name="Xac8cd01a388d09f399c1f787d952a3287551baa"/>
     <w:p>
       <w:pPr>
         <w:pStyle w:val="Heading3"/>
@@ -4692,8 +4783,8 @@
         <w:t xml:space="preserve">Ödevinizi sizin yerinize yapmaması koşuluyla bir eğitmenden (ücretli ya da ücretsiz) yardım almak.</w:t>
       </w:r>
     </w:p>
-    <w:bookmarkEnd w:id="34"/>
-    <w:bookmarkStart w:id="35" w:name="b.-neler-kabul-edilemez"/>
+    <w:bookmarkEnd w:id="51"/>
+    <w:bookmarkStart w:id="52" w:name="b.-neler-kabul-edilemez"/>
     <w:p>
       <w:pPr>
         <w:pStyle w:val="Heading3"/>
@@ -4745,9 +4836,9 @@
         </w:pict>
       </w:r>
     </w:p>
-    <w:bookmarkEnd w:id="35"/>
-    <w:bookmarkEnd w:id="36"/>
-    <w:bookmarkStart w:id="37" w:name="j.-beklentiler"/>
+    <w:bookmarkEnd w:id="52"/>
+    <w:bookmarkEnd w:id="53"/>
+    <w:bookmarkStart w:id="54" w:name="j.-beklentiler"/>
     <w:p>
       <w:pPr>
         <w:pStyle w:val="Heading2"/>
@@ -4796,8 +4887,8 @@
         </w:pict>
       </w:r>
     </w:p>
-    <w:bookmarkEnd w:id="37"/>
-    <w:bookmarkStart w:id="38" w:name="X5e10b1f1f6a72868128d5e3d8a6bd0bcb2a335f"/>
+    <w:bookmarkEnd w:id="54"/>
+    <w:bookmarkStart w:id="55" w:name="X5e10b1f1f6a72868128d5e3d8a6bd0bcb2a335f"/>
     <w:p>
       <w:pPr>
         <w:pStyle w:val="Heading2"/>
@@ -4820,8 +4911,8 @@
         <w:t xml:space="preserve">tarafından duyurulur.</w:t>
       </w:r>
     </w:p>
-    <w:bookmarkEnd w:id="38"/>
-    <w:bookmarkEnd w:id="39"/>
+    <w:bookmarkEnd w:id="55"/>
+    <w:bookmarkEnd w:id="56"/>
     <w:sectPr>
       <w:headerReference r:id="rId9" w:type="default"/>
       <w:footerReference r:id="rId10" w:type="default"/>

--- a/docs/syllabus/cen429-izlence-ders-notu.tr.docx
+++ b/docs/syllabus/cen429-izlence-ders-notu.tr.docx
@@ -2739,7 +2739,7 @@
               <w:pStyle w:val="Compact"/>
             </w:pPr>
             <w:r>
-              <w:t xml:space="preserve">Tigress ve çeşitlendirme: Tigress ile C kaynak kodu dönüşümleri (kontrol akışı düzleştirme, sanallaştırma, sabit ve aritmetik kodlama, opak yüklemler, fonksiyon bölme ve birleştirme); gizleme yöntemlerinin birleştirilmesi; çeşitlendirme ile her kopya için farklı ikili; saldırılara karşı savunma ve gizlenmiş kodun analize dayanıklılığının değerlendirilmesi.</w:t>
+              <w:t xml:space="preserve">Tigress ve çeşitlendirme: Tigress ile C kaynak kodu dönüşümleri (kontrol akışı düzleştirme, sanallaştırma, sabit ve aritmetik kodlama, opak yüklemler, fonksiyon bölme ve birleştirme); gizleme yöntemlerinin birleştirilmesi; çeşitlendirme ile her kopya için farklı binary; saldırılara karşı savunma ve gizlenmiş kodun analize dayanıklılığının değerlendirilmesi.</w:t>
             </w:r>
           </w:p>
         </w:tc>
@@ -3667,7 +3667,7 @@
         <w:t xml:space="preserve"> </w:t>
       </w:r>
       <w:r>
-        <w:t xml:space="preserve">uygulaması (ÖÇ.2), güvenli iletişim (ÖÇ.4), varlık yönetimi (ÖÇ.5), ikili uygulama korumaları (ÖÇ.3), güvenlik testi</w:t>
+        <w:t xml:space="preserve">uygulaması (ÖÇ.2), güvenli iletişim (ÖÇ.4), varlık yönetimi (ÖÇ.5), binary uygulama korumaları (ÖÇ.3), güvenlik testi</w:t>
       </w:r>
       <w:r>
         <w:t xml:space="preserve"> </w:t>
